--- a/a7/build/out/u3/A7 3.03 Exponential Expressions - Teacher Edition.docx
+++ b/a7/build/out/u3/A7 3.03 Exponential Expressions - Teacher Edition.docx
@@ -3486,7 +3486,7 @@
           <w:color w:val="1A1A1A"/>
           <w:sz w:val="21"/>
         </w:rPr>
-        <w:t xml:space="preserve">Independent Set — Six questions. On your own, in silence.  </w:t>
+        <w:t xml:space="preserve">Independent Set — Six questions. On your own, in writing.  </w:t>
       </w:r>
       <w:r>
         <w:rPr>
@@ -3495,7 +3495,7 @@
           <w:color w:val="1A1A1A"/>
           <w:sz w:val="21"/>
         </w:rPr>
-        <w:t>Hand out the Independent Set.</w:t>
+        <w:t>Hand out the Independent Set; the same six questions are on the board.</w:t>
       </w:r>
     </w:p>
     <w:p>

--- a/a7/build/out/u3/A7 3.03 Exponential Expressions - Teacher Edition.docx
+++ b/a7/build/out/u3/A7 3.03 Exponential Expressions - Teacher Edition.docx
@@ -3235,7 +3235,7 @@
           <w:color w:val="1A1A1A"/>
           <w:sz w:val="21"/>
         </w:rPr>
-        <w:t>Winston writes (2</w:t>
+        <w:t>Winston writes (4</w:t>
       </w:r>
       <w:r>
         <w:rPr>
@@ -3245,7 +3245,7 @@
           <w:sz w:val="21"/>
           <w:vertAlign w:val="superscript"/>
         </w:rPr>
-        <w:t>6</w:t>
+        <w:t>7</w:t>
       </w:r>
       <w:r>
         <w:rPr>
@@ -3254,7 +3254,7 @@
           <w:color w:val="1A1A1A"/>
           <w:sz w:val="21"/>
         </w:rPr>
-        <w:t>/2</w:t>
+        <w:t>/4</w:t>
       </w:r>
       <w:r>
         <w:rPr>
@@ -3283,6 +3283,25 @@
           <w:sz w:val="21"/>
           <w:vertAlign w:val="superscript"/>
         </w:rPr>
+        <w:t>2</w:t>
+      </w:r>
+      <w:r>
+        <w:rPr>
+          <w:b w:val="0"/>
+          <w:i w:val="0"/>
+          <w:color w:val="1A1A1A"/>
+          <w:sz w:val="21"/>
+        </w:rPr>
+        <w:t xml:space="preserve"> = (4</w:t>
+      </w:r>
+      <w:r>
+        <w:rPr>
+          <w:b w:val="0"/>
+          <w:i w:val="0"/>
+          <w:color w:val="1A1A1A"/>
+          <w:sz w:val="21"/>
+          <w:vertAlign w:val="superscript"/>
+        </w:rPr>
         <w:t>3</w:t>
       </w:r>
       <w:r>
@@ -3292,7 +3311,7 @@
           <w:color w:val="1A1A1A"/>
           <w:sz w:val="21"/>
         </w:rPr>
-        <w:t xml:space="preserve"> = (2</w:t>
+        <w:t>)</w:t>
       </w:r>
       <w:r>
         <w:rPr>
@@ -3311,7 +3330,7 @@
           <w:color w:val="1A1A1A"/>
           <w:sz w:val="21"/>
         </w:rPr>
-        <w:t>)</w:t>
+        <w:t>. Yvette writes (4</w:t>
       </w:r>
       <w:r>
         <w:rPr>
@@ -3321,7 +3340,7 @@
           <w:sz w:val="21"/>
           <w:vertAlign w:val="superscript"/>
         </w:rPr>
-        <w:t>3</w:t>
+        <w:t>7</w:t>
       </w:r>
       <w:r>
         <w:rPr>
@@ -3330,26 +3349,7 @@
           <w:color w:val="1A1A1A"/>
           <w:sz w:val="21"/>
         </w:rPr>
-        <w:t>. Yvette writes (2</w:t>
-      </w:r>
-      <w:r>
-        <w:rPr>
-          <w:b w:val="0"/>
-          <w:i w:val="0"/>
-          <w:color w:val="1A1A1A"/>
-          <w:sz w:val="21"/>
-          <w:vertAlign w:val="superscript"/>
-        </w:rPr>
-        <w:t>6</w:t>
-      </w:r>
-      <w:r>
-        <w:rPr>
-          <w:b w:val="0"/>
-          <w:i w:val="0"/>
-          <w:color w:val="1A1A1A"/>
-          <w:sz w:val="21"/>
-        </w:rPr>
-        <w:t>/2</w:t>
+        <w:t>/4</w:t>
       </w:r>
       <w:r>
         <w:rPr>
@@ -3378,7 +3378,7 @@
           <w:sz w:val="21"/>
           <w:vertAlign w:val="superscript"/>
         </w:rPr>
-        <w:t>3</w:t>
+        <w:t>2</w:t>
       </w:r>
       <w:r>
         <w:rPr>
@@ -3387,7 +3387,7 @@
           <w:color w:val="1A1A1A"/>
           <w:sz w:val="21"/>
         </w:rPr>
-        <w:t xml:space="preserve"> = 2</w:t>
+        <w:t xml:space="preserve"> = 4</w:t>
       </w:r>
       <w:r>
         <w:rPr>
@@ -3397,7 +3397,7 @@
           <w:sz w:val="21"/>
           <w:vertAlign w:val="superscript"/>
         </w:rPr>
-        <w:t>18</w:t>
+        <w:t>14</w:t>
       </w:r>
       <w:r>
         <w:rPr>
@@ -3406,7 +3406,7 @@
           <w:color w:val="1A1A1A"/>
           <w:sz w:val="21"/>
         </w:rPr>
-        <w:t>/2</w:t>
+        <w:t>/4</w:t>
       </w:r>
       <w:r>
         <w:rPr>
@@ -3416,7 +3416,7 @@
           <w:sz w:val="21"/>
           <w:vertAlign w:val="superscript"/>
         </w:rPr>
-        <w:t>12</w:t>
+        <w:t>8</w:t>
       </w:r>
       <w:r>
         <w:rPr>
@@ -3434,7 +3434,7 @@
           <w:color w:val="9E1B32"/>
           <w:sz w:val="21"/>
         </w:rPr>
-        <w:t>Yes — both give 2</w:t>
+        <w:t>Yes — both give 4</w:t>
       </w:r>
       <w:r>
         <w:rPr>
@@ -3453,7 +3453,7 @@
           <w:color w:val="9E1B32"/>
           <w:sz w:val="21"/>
         </w:rPr>
-        <w:t xml:space="preserve"> = 64</w:t>
+        <w:t xml:space="preserve"> = 4,096</w:t>
       </w:r>
       <w:r>
         <w:rPr>
